--- a/labs/lab09/report/report.docx
+++ b/labs/lab09/report/report.docx
@@ -111,11 +111,11 @@
         <w:pStyle w:val="FirstParagraph"/>
       </w:pPr>
       <w:r>
-        <w:t xml:space="preserve">Освоение основных возможностей командной оболочки Midnight Commander. Приобретение навыков практической работы по просмотру каталогов и файлов; манипуляций с ними.</w:t>
+        <w:t xml:space="preserve">Получить навыки работы с контекстом безопасности и политиками SELinux.</w:t>
       </w:r>
     </w:p>
     <w:bookmarkEnd w:id="20"/>
-    <w:bookmarkStart w:id="21" w:name="выполнение-лабораторной-работы"/>
+    <w:bookmarkStart w:id="21" w:name="задание"/>
     <w:p>
       <w:pPr>
         <w:pStyle w:val="Heading1"/>
@@ -130,11 +130,65 @@
         <w:tab/>
       </w:r>
       <w:r>
-        <w:t xml:space="preserve">Выполнение лабораторной работы</w:t>
+        <w:t xml:space="preserve">Задание</w:t>
+      </w:r>
+    </w:p>
+    <w:p>
+      <w:pPr>
+        <w:pStyle w:val="Compact"/>
+        <w:numPr>
+          <w:ilvl w:val="0"/>
+          <w:numId w:val="1001"/>
+        </w:numPr>
+      </w:pPr>
+      <w:r>
+        <w:t xml:space="preserve">Продемонстрируйте навыки по управлению режимами SELinux.</w:t>
+      </w:r>
+    </w:p>
+    <w:p>
+      <w:pPr>
+        <w:pStyle w:val="Compact"/>
+        <w:numPr>
+          <w:ilvl w:val="0"/>
+          <w:numId w:val="1001"/>
+        </w:numPr>
+      </w:pPr>
+      <w:r>
+        <w:t xml:space="preserve">Продемонстрируйте навыки по восстановлению контекста безопасности SELinux.</w:t>
+      </w:r>
+    </w:p>
+    <w:p>
+      <w:pPr>
+        <w:pStyle w:val="Compact"/>
+        <w:numPr>
+          <w:ilvl w:val="0"/>
+          <w:numId w:val="1001"/>
+        </w:numPr>
+      </w:pPr>
+      <w:r>
+        <w:t xml:space="preserve">Настройте контекст безопасности для нестандартного расположения файлов веб-</w:t>
+      </w:r>
+      <w:r>
+        <w:t xml:space="preserve"> </w:t>
+      </w:r>
+      <w:r>
+        <w:t xml:space="preserve">службы.</w:t>
+      </w:r>
+    </w:p>
+    <w:p>
+      <w:pPr>
+        <w:pStyle w:val="Compact"/>
+        <w:numPr>
+          <w:ilvl w:val="0"/>
+          <w:numId w:val="1001"/>
+        </w:numPr>
+      </w:pPr>
+      <w:r>
+        <w:t xml:space="preserve">Продемонстрируйте навыки работы с переключателями SELinux.</w:t>
       </w:r>
     </w:p>
     <w:bookmarkEnd w:id="21"/>
-    <w:bookmarkStart w:id="34" w:name="задание-по-mc"/>
+    <w:bookmarkStart w:id="37" w:name="выполнение-лабораторной-работы"/>
     <w:p>
       <w:pPr>
         <w:pStyle w:val="Heading1"/>
@@ -149,53 +203,51 @@
         <w:tab/>
       </w:r>
       <w:r>
-        <w:t xml:space="preserve">Задание по mc</w:t>
-      </w:r>
-    </w:p>
-    <w:p>
-      <w:pPr>
+        <w:t xml:space="preserve">Выполнение лабораторной работы</w:t>
+      </w:r>
+    </w:p>
+    <w:p>
+      <w:pPr>
+        <w:pStyle w:val="Compact"/>
         <w:numPr>
           <w:ilvl w:val="0"/>
-          <w:numId w:val="1001"/>
+          <w:numId w:val="1002"/>
         </w:numPr>
       </w:pPr>
       <w:r>
-        <w:t xml:space="preserve">Изучите информацию о mc, вызвав в командной строке man mc.</w:t>
-      </w:r>
-    </w:p>
-    <w:p>
-      <w:pPr>
-        <w:numPr>
-          <w:ilvl w:val="0"/>
-          <w:numId w:val="1001"/>
-        </w:numPr>
-      </w:pPr>
-      <w:r>
-        <w:t xml:space="preserve">Запустите из командной строки mc, изучите его структуру и меню.</w:t>
-      </w:r>
-      <w:r>
-        <w:t xml:space="preserve"> </w:t>
-      </w:r>
-      <w:r>
-        <w:t xml:space="preserve">Выполните несколько операций в mc, используя управляющие клавиши (операции</w:t>
-      </w:r>
-      <w:r>
-        <w:t xml:space="preserve"> </w:t>
-      </w:r>
-      <w:r>
-        <w:t xml:space="preserve">с панелями; выделение/отмена выделения файлов, копирование/перемещение фай-</w:t>
-      </w:r>
-      <w:r>
-        <w:t xml:space="preserve"> </w:t>
-      </w:r>
-      <w:r>
-        <w:t xml:space="preserve">лов, получение информации о размере и правах доступа на файлы и/или каталоги</w:t>
-      </w:r>
-      <w:r>
-        <w:t xml:space="preserve"> </w:t>
-      </w:r>
-      <w:r>
-        <w:t xml:space="preserve">и т.п.)(рис. 1)</w:t>
+        <w:t xml:space="preserve">Управление режимами SELinux.</w:t>
+      </w:r>
+    </w:p>
+    <w:p>
+      <w:pPr>
+        <w:pStyle w:val="FirstParagraph"/>
+      </w:pPr>
+      <w:r>
+        <w:t xml:space="preserve">Просмотрите текущую информацию о состоянии SELinux. Посмотрите, в каком режиме работает SELinux. Измените режим работы SELinux на разрешающий (Permissive). В файле /etc/sysconfig/selinux с помощью редактора установите SELINUX=disabled. Перезагрузите систему.</w:t>
+      </w:r>
+      <w:r>
+        <w:t xml:space="preserve"> </w:t>
+      </w:r>
+      <w:r>
+        <w:t xml:space="preserve">Посмотрите статус SELinux. Попробуйте переключить режим работы SELinux. Откройте файл /etc/sysconfig/selinux с помощью редактора и установите: SELINUX=enforcing. Перезагрузите систему.</w:t>
+      </w:r>
+      <w:r>
+        <w:t xml:space="preserve"> </w:t>
+      </w:r>
+      <w:r>
+        <w:t xml:space="preserve">После перезагрузки в терминале с полномочиями администратора просмотрите текущую информацию о состоянии SELinux.</w:t>
+      </w:r>
+      <w:r>
+        <w:t xml:space="preserve"> </w:t>
+      </w:r>
+      <w:r>
+        <w:t xml:space="preserve">Убедитесь, что система работает в принудительном режиме (enforcing) использования</w:t>
+      </w:r>
+      <w:r>
+        <w:t xml:space="preserve"> </w:t>
+      </w:r>
+      <w:r>
+        <w:t xml:space="preserve">SELinux.(рис. 1)</w:t>
       </w:r>
     </w:p>
     <w:p>
@@ -205,9 +257,9 @@
       <w:r>
         <w:drawing>
           <wp:inline>
-            <wp:extent cx="3733800" cy="539326"/>
+            <wp:extent cx="3733800" cy="1615586"/>
             <wp:effectExtent b="0" l="0" r="0" t="0"/>
-            <wp:docPr descr="Изучаем и запускаем mc" title="" id="23" name="Picture"/>
+            <wp:docPr descr="Информация о состоянии SELinux" title="" id="23" name="Picture"/>
             <a:graphic>
               <a:graphicData uri="http://schemas.openxmlformats.org/drawingml/2006/picture">
                 <pic:pic>
@@ -226,7 +278,7 @@
                   <pic:spPr bwMode="auto">
                     <a:xfrm>
                       <a:off x="0" y="0"/>
-                      <a:ext cx="3733800" cy="539326"/>
+                      <a:ext cx="3733800" cy="1615586"/>
                     </a:xfrm>
                     <a:prstGeom prst="rect">
                       <a:avLst/>
@@ -250,59 +302,39 @@
         <w:pStyle w:val="ImageCaption"/>
       </w:pPr>
       <w:r>
-        <w:t xml:space="preserve">Рис. 1: Изучаем и запускаем mc</w:t>
-      </w:r>
-    </w:p>
-    <w:p>
-      <w:pPr>
+        <w:t xml:space="preserve">Рис. 1: Информация о состоянии SELinux</w:t>
+      </w:r>
+    </w:p>
+    <w:p>
+      <w:pPr>
+        <w:pStyle w:val="Compact"/>
         <w:numPr>
           <w:ilvl w:val="0"/>
-          <w:numId w:val="1002"/>
+          <w:numId w:val="1003"/>
         </w:numPr>
       </w:pPr>
       <w:r>
-        <w:t xml:space="preserve">Выполните основные команды меню левой (или правой) панели. Оцените степень</w:t>
-      </w:r>
-      <w:r>
-        <w:t xml:space="preserve"> </w:t>
-      </w:r>
-      <w:r>
-        <w:t xml:space="preserve">подробности вывода информации о файлах.</w:t>
-      </w:r>
-    </w:p>
-    <w:p>
-      <w:pPr>
-        <w:numPr>
-          <w:ilvl w:val="0"/>
-          <w:numId w:val="1002"/>
-        </w:numPr>
-      </w:pPr>
-      <w:r>
-        <w:t xml:space="preserve">Используя возможности подменю Файл , выполните:</w:t>
-      </w:r>
-      <w:r>
-        <w:t xml:space="preserve"> </w:t>
-      </w:r>
-      <w:r>
-        <w:t xml:space="preserve">– просмотр содержимого текстового файла;</w:t>
-      </w:r>
-      <w:r>
-        <w:t xml:space="preserve"> </w:t>
-      </w:r>
-      <w:r>
-        <w:t xml:space="preserve">– редактирование содержимого текстового файла (без сохранения результатов</w:t>
-      </w:r>
-      <w:r>
-        <w:t xml:space="preserve"> </w:t>
-      </w:r>
-      <w:r>
-        <w:t xml:space="preserve">редактирования);</w:t>
-      </w:r>
-      <w:r>
-        <w:t xml:space="preserve"> </w:t>
-      </w:r>
-      <w:r>
-        <w:t xml:space="preserve">– создание каталога(рис. 2)</w:t>
+        <w:t xml:space="preserve">Использование restorecon для восстановления контекста</w:t>
+      </w:r>
+      <w:r>
+        <w:t xml:space="preserve"> </w:t>
+      </w:r>
+      <w:r>
+        <w:t xml:space="preserve">безопасности.</w:t>
+      </w:r>
+    </w:p>
+    <w:p>
+      <w:pPr>
+        <w:pStyle w:val="FirstParagraph"/>
+      </w:pPr>
+      <w:r>
+        <w:t xml:space="preserve">Посмотрите контекст безопасности файла /etc/hosts. Скопируйте файл /etc/hosts в домашний каталог.</w:t>
+      </w:r>
+      <w:r>
+        <w:t xml:space="preserve"> </w:t>
+      </w:r>
+      <w:r>
+        <w:t xml:space="preserve">Проверьте контекст файла ~/hosts. Попытайтесь перезаписать существующий файл hosts из домашнего каталога в каталог /etc. Убедитесь, что тип контекста по-прежнему установлен на admin_home_t. Исправьте контекст безопасности. Убедитесь, что тип контекста изменился. Для массового исправления контекста безопасности на файловой системе введите touch /.autorelabel и перезагрузите систему. (рис. 2)</w:t>
       </w:r>
     </w:p>
     <w:p>
@@ -312,9 +344,9 @@
       <w:r>
         <w:drawing>
           <wp:inline>
-            <wp:extent cx="3436218" cy="2223435"/>
+            <wp:extent cx="3733800" cy="2247358"/>
             <wp:effectExtent b="0" l="0" r="0" t="0"/>
-            <wp:docPr descr="Создаем каталог" title="" id="26" name="Picture"/>
+            <wp:docPr descr="Выполняем команды" title="" id="26" name="Picture"/>
             <a:graphic>
               <a:graphicData uri="http://schemas.openxmlformats.org/drawingml/2006/picture">
                 <pic:pic>
@@ -333,7 +365,7 @@
                   <pic:spPr bwMode="auto">
                     <a:xfrm>
                       <a:off x="0" y="0"/>
-                      <a:ext cx="3436218" cy="2223435"/>
+                      <a:ext cx="3733800" cy="2247358"/>
                     </a:xfrm>
                     <a:prstGeom prst="rect">
                       <a:avLst/>
@@ -357,15 +389,33 @@
         <w:pStyle w:val="ImageCaption"/>
       </w:pPr>
       <w:r>
-        <w:t xml:space="preserve">Рис. 2: Создаем каталог</w:t>
-      </w:r>
-    </w:p>
-    <w:p>
-      <w:pPr>
-        <w:pStyle w:val="BodyText"/>
-      </w:pPr>
-      <w:r>
-        <w:t xml:space="preserve">– копирование в файлов в созданный каталог(рис. 3)</w:t>
+        <w:t xml:space="preserve">Рис. 2: Выполняем команды</w:t>
+      </w:r>
+    </w:p>
+    <w:p>
+      <w:pPr>
+        <w:pStyle w:val="Compact"/>
+        <w:numPr>
+          <w:ilvl w:val="0"/>
+          <w:numId w:val="1004"/>
+        </w:numPr>
+      </w:pPr>
+      <w:r>
+        <w:t xml:space="preserve">Настройка контекста безопасности для нестандартного</w:t>
+      </w:r>
+      <w:r>
+        <w:t xml:space="preserve"> </w:t>
+      </w:r>
+      <w:r>
+        <w:t xml:space="preserve">расположения файлов веб-сервера.</w:t>
+      </w:r>
+    </w:p>
+    <w:p>
+      <w:pPr>
+        <w:pStyle w:val="FirstParagraph"/>
+      </w:pPr>
+      <w:r>
+        <w:t xml:space="preserve">Установите необходимое программное обеспечение. Создайте новое хранилище для файлов web-сервера. Создайте файл index.html в каталоге с контентом веб-сервера. Запустите веб-сервер и службу httpd. В терминале под учётной записью своего пользователя при обращении к веб-серверу в текстовом браузере lynx вы увидите веб-страницу Red Hat по умолчанию, а не содержимое только что созданного файла index.html.(рис. 3)</w:t>
       </w:r>
     </w:p>
     <w:p>
@@ -375,9 +425,9 @@
       <w:r>
         <w:drawing>
           <wp:inline>
-            <wp:extent cx="3733800" cy="1908905"/>
+            <wp:extent cx="3733800" cy="2729003"/>
             <wp:effectExtent b="0" l="0" r="0" t="0"/>
-            <wp:docPr descr="Копируем файлы в каталог" title="" id="29" name="Picture"/>
+            <wp:docPr descr="Запустили веб-сервер и службу httpd" title="" id="29" name="Picture"/>
             <a:graphic>
               <a:graphicData uri="http://schemas.openxmlformats.org/drawingml/2006/picture">
                 <pic:pic>
@@ -396,7 +446,7 @@
                   <pic:spPr bwMode="auto">
                     <a:xfrm>
                       <a:off x="0" y="0"/>
-                      <a:ext cx="3733800" cy="1908905"/>
+                      <a:ext cx="3733800" cy="2729003"/>
                     </a:xfrm>
                     <a:prstGeom prst="rect">
                       <a:avLst/>
@@ -420,31 +470,45 @@
         <w:pStyle w:val="ImageCaption"/>
       </w:pPr>
       <w:r>
-        <w:t xml:space="preserve">Рис. 3: Копируем файлы в каталог</w:t>
-      </w:r>
-    </w:p>
-    <w:p>
-      <w:pPr>
-        <w:pStyle w:val="Compact"/>
-        <w:numPr>
-          <w:ilvl w:val="0"/>
-          <w:numId w:val="1003"/>
-        </w:numPr>
-      </w:pPr>
-      <w:r>
-        <w:t xml:space="preserve">С помощью соответствующих средств подменю Команда осуществите:</w:t>
-      </w:r>
-      <w:r>
-        <w:t xml:space="preserve"> </w:t>
-      </w:r>
-      <w:r>
-        <w:t xml:space="preserve">– поиск в файловой системе файла с заданными условиями (например, файла</w:t>
-      </w:r>
-      <w:r>
-        <w:t xml:space="preserve"> </w:t>
-      </w:r>
-      <w:r>
-        <w:t xml:space="preserve">с расширением .c или .cpp, содержащего строку main)(рис. 4)</w:t>
+        <w:t xml:space="preserve">Рис. 3: Запустили веб-сервер и службу httpd</w:t>
+      </w:r>
+    </w:p>
+    <w:p>
+      <w:pPr>
+        <w:pStyle w:val="BodyText"/>
+      </w:pPr>
+      <w:r>
+        <w:t xml:space="preserve">В терминале с полномочиями администратора примените новую метку контекста</w:t>
+      </w:r>
+      <w:r>
+        <w:t xml:space="preserve"> </w:t>
+      </w:r>
+      <w:r>
+        <w:t xml:space="preserve">к /web. Восстановите контекст безопасности. В терминале под учётной записью своего пользователя снова обратитесь к веб-серверу.</w:t>
+      </w:r>
+      <w:r>
+        <w:t xml:space="preserve"> </w:t>
+      </w:r>
+      <w:r>
+        <w:t xml:space="preserve">Теперь вы получите доступ к своей пользовательской веб-странице. Если этого не</w:t>
+      </w:r>
+      <w:r>
+        <w:t xml:space="preserve"> </w:t>
+      </w:r>
+      <w:r>
+        <w:t xml:space="preserve">произошло, то перегрузите систему и снова попытайтесь получить доступ к своей</w:t>
+      </w:r>
+      <w:r>
+        <w:t xml:space="preserve"> </w:t>
+      </w:r>
+      <w:r>
+        <w:t xml:space="preserve">пользовательской веб-странице. В случае успеха на экране должна быть отображена</w:t>
+      </w:r>
+      <w:r>
+        <w:t xml:space="preserve"> </w:t>
+      </w:r>
+      <w:r>
+        <w:t xml:space="preserve">запись «Welcome to my web-server».(рис. 4)</w:t>
       </w:r>
     </w:p>
     <w:p>
@@ -454,9 +518,9 @@
       <w:r>
         <w:drawing>
           <wp:inline>
-            <wp:extent cx="3733800" cy="2331493"/>
+            <wp:extent cx="3733800" cy="2531287"/>
             <wp:effectExtent b="0" l="0" r="0" t="0"/>
-            <wp:docPr descr="Осуществляем поиск файлов" title="" id="32" name="Picture"/>
+            <wp:docPr descr="Пользовательская веб-страница" title="" id="32" name="Picture"/>
             <a:graphic>
               <a:graphicData uri="http://schemas.openxmlformats.org/drawingml/2006/picture">
                 <pic:pic>
@@ -475,7 +539,7 @@
                   <pic:spPr bwMode="auto">
                     <a:xfrm>
                       <a:off x="0" y="0"/>
-                      <a:ext cx="3733800" cy="2331493"/>
+                      <a:ext cx="3733800" cy="2531287"/>
                     </a:xfrm>
                     <a:prstGeom prst="rect">
                       <a:avLst/>
@@ -499,64 +563,7 @@
         <w:pStyle w:val="ImageCaption"/>
       </w:pPr>
       <w:r>
-        <w:t xml:space="preserve">Рис. 4: Осуществляем поиск файлов</w:t>
-      </w:r>
-    </w:p>
-    <w:p>
-      <w:pPr>
-        <w:pStyle w:val="BodyText"/>
-      </w:pPr>
-      <w:r>
-        <w:t xml:space="preserve">– выбор и повторение одной из предыдущих команд;</w:t>
-      </w:r>
-      <w:r>
-        <w:t xml:space="preserve"> </w:t>
-      </w:r>
-      <w:r>
-        <w:t xml:space="preserve">– переход в домашний каталог;</w:t>
-      </w:r>
-      <w:r>
-        <w:t xml:space="preserve"> </w:t>
-      </w:r>
-      <w:r>
-        <w:t xml:space="preserve">– анализ файла меню и файла расширений.</w:t>
-      </w:r>
-    </w:p>
-    <w:p>
-      <w:pPr>
-        <w:pStyle w:val="Compact"/>
-        <w:numPr>
-          <w:ilvl w:val="0"/>
-          <w:numId w:val="1004"/>
-        </w:numPr>
-      </w:pPr>
-      <w:r>
-        <w:t xml:space="preserve">Вызовите подменю Настройки . Освойте операции, определяющие структуру экрана mc</w:t>
-      </w:r>
-      <w:r>
-        <w:t xml:space="preserve"> </w:t>
-      </w:r>
-      <w:r>
-        <w:t xml:space="preserve">(Full screen, Double Width, Show Hidden Files и т.д.)</w:t>
-      </w:r>
-    </w:p>
-    <w:bookmarkEnd w:id="34"/>
-    <w:bookmarkStart w:id="38" w:name="задание-по-встроенному-редактору-mc"/>
-    <w:p>
-      <w:pPr>
-        <w:pStyle w:val="Heading1"/>
-      </w:pPr>
-      <w:r>
-        <w:rPr>
-          <w:rStyle w:val="SectionNumber"/>
-        </w:rPr>
-        <w:t xml:space="preserve">4</w:t>
-      </w:r>
-      <w:r>
-        <w:tab/>
-      </w:r>
-      <w:r>
-        <w:t xml:space="preserve">Задание по встроенному редактору mc</w:t>
+        <w:t xml:space="preserve">Рис. 4: Пользовательская веб-страница</w:t>
       </w:r>
     </w:p>
     <w:p>
@@ -568,103 +575,51 @@
         </w:numPr>
       </w:pPr>
       <w:r>
-        <w:t xml:space="preserve">Создайте текстовой файл text.txt.</w:t>
-      </w:r>
-    </w:p>
-    <w:p>
-      <w:pPr>
-        <w:pStyle w:val="Compact"/>
-        <w:numPr>
-          <w:ilvl w:val="0"/>
-          <w:numId w:val="1005"/>
-        </w:numPr>
-      </w:pPr>
-      <w:r>
-        <w:t xml:space="preserve">Откройте этот файл с помощью встроенного в mc редактора.</w:t>
-      </w:r>
-    </w:p>
-    <w:p>
-      <w:pPr>
-        <w:pStyle w:val="Compact"/>
-        <w:numPr>
-          <w:ilvl w:val="0"/>
-          <w:numId w:val="1005"/>
-        </w:numPr>
-      </w:pPr>
-      <w:r>
-        <w:t xml:space="preserve">Вставьте в открытый файл небольшой фрагмент текста, скопированный из любого</w:t>
-      </w:r>
-      <w:r>
-        <w:t xml:space="preserve"> </w:t>
-      </w:r>
-      <w:r>
-        <w:t xml:space="preserve">другого файла или Интернета.</w:t>
-      </w:r>
-    </w:p>
-    <w:p>
-      <w:pPr>
-        <w:pStyle w:val="Compact"/>
-        <w:numPr>
-          <w:ilvl w:val="0"/>
-          <w:numId w:val="1005"/>
-        </w:numPr>
-      </w:pPr>
-      <w:r>
-        <w:t xml:space="preserve">Проделайте с текстом следующие манипуляции, используя горячие клавиши:</w:t>
-      </w:r>
-      <w:r>
-        <w:t xml:space="preserve"> </w:t>
-      </w:r>
-      <w:r>
-        <w:t xml:space="preserve">4.1. Удалите строку текста.</w:t>
-      </w:r>
-      <w:r>
-        <w:t xml:space="preserve"> </w:t>
-      </w:r>
-      <w:r>
-        <w:t xml:space="preserve">4.2. Выделите фрагмент текста и скопируйте его на новую строку.</w:t>
-      </w:r>
-      <w:r>
-        <w:t xml:space="preserve"> </w:t>
-      </w:r>
-      <w:r>
-        <w:t xml:space="preserve">4.3. Выделите фрагмент текста и перенесите его на новую строку.</w:t>
-      </w:r>
-      <w:r>
-        <w:t xml:space="preserve"> </w:t>
-      </w:r>
-      <w:r>
-        <w:t xml:space="preserve">4.4. Сохраните файл.</w:t>
-      </w:r>
-      <w:r>
-        <w:t xml:space="preserve"> </w:t>
-      </w:r>
-      <w:r>
-        <w:t xml:space="preserve">4.5. Отмените последнее действие.</w:t>
-      </w:r>
-      <w:r>
-        <w:t xml:space="preserve"> </w:t>
-      </w:r>
-      <w:r>
-        <w:t xml:space="preserve">4.6. Перейдите в конец файла (нажав комбинацию клавиш) и напишите некоторый</w:t>
-      </w:r>
-      <w:r>
-        <w:t xml:space="preserve"> </w:t>
-      </w:r>
-      <w:r>
-        <w:t xml:space="preserve">текст.</w:t>
-      </w:r>
-      <w:r>
-        <w:t xml:space="preserve"> </w:t>
-      </w:r>
-      <w:r>
-        <w:t xml:space="preserve">4.7. Перейдите в начало файла (нажав комбинацию клавиш) и напишите некоторый</w:t>
-      </w:r>
-      <w:r>
-        <w:t xml:space="preserve"> </w:t>
-      </w:r>
-      <w:r>
-        <w:t xml:space="preserve">текст(рис. 5)</w:t>
+        <w:t xml:space="preserve">Работа с переключателями SELinux.</w:t>
+      </w:r>
+    </w:p>
+    <w:p>
+      <w:pPr>
+        <w:pStyle w:val="FirstParagraph"/>
+      </w:pPr>
+      <w:r>
+        <w:t xml:space="preserve">Посмотрите список переключателей SELinux для службы ftp. Для службы ftpd_anon посмотрите список переключателей с пояснением, за что</w:t>
+      </w:r>
+      <w:r>
+        <w:t xml:space="preserve"> </w:t>
+      </w:r>
+      <w:r>
+        <w:t xml:space="preserve">отвечает каждый переключатель, включён он или выключен. Измените текущее значение переключателя для службы ftpd_anon_write с off на</w:t>
+      </w:r>
+      <w:r>
+        <w:t xml:space="preserve"> </w:t>
+      </w:r>
+      <w:r>
+        <w:t xml:space="preserve">on. Повторно посмотрите список переключателей SELinux для службы ftpd_anon_write. Посмотрите список переключателей с пояснением.</w:t>
+      </w:r>
+      <w:r>
+        <w:t xml:space="preserve"> </w:t>
+      </w:r>
+      <w:r>
+        <w:t xml:space="preserve">Обратите внимание, что настройка времени выполнения включена, но постоянная</w:t>
+      </w:r>
+      <w:r>
+        <w:t xml:space="preserve"> </w:t>
+      </w:r>
+      <w:r>
+        <w:t xml:space="preserve">настройка по-прежнему отключена.</w:t>
+      </w:r>
+      <w:r>
+        <w:t xml:space="preserve"> </w:t>
+      </w:r>
+      <w:r>
+        <w:t xml:space="preserve">Измените постоянное значение переключателя для службы ftpd_anon_write с off</w:t>
+      </w:r>
+      <w:r>
+        <w:t xml:space="preserve"> </w:t>
+      </w:r>
+      <w:r>
+        <w:t xml:space="preserve">на on. Посмотрите список переключателей. (рис. 5)</w:t>
       </w:r>
     </w:p>
     <w:p>
@@ -674,20 +629,20 @@
       <w:r>
         <w:drawing>
           <wp:inline>
-            <wp:extent cx="3733800" cy="2389631"/>
+            <wp:extent cx="3733800" cy="2513020"/>
             <wp:effectExtent b="0" l="0" r="0" t="0"/>
-            <wp:docPr descr="Редактируем файл" title="" id="36" name="Picture"/>
+            <wp:docPr descr="Смотрим список переключателей" title="" id="35" name="Picture"/>
             <a:graphic>
               <a:graphicData uri="http://schemas.openxmlformats.org/drawingml/2006/picture">
                 <pic:pic>
                   <pic:nvPicPr>
-                    <pic:cNvPr descr="image/5.png" id="37" name="Picture"/>
+                    <pic:cNvPr descr="image/5.png" id="36" name="Picture"/>
                     <pic:cNvPicPr>
                       <a:picLocks noChangeArrowheads="1" noChangeAspect="1"/>
                     </pic:cNvPicPr>
                   </pic:nvPicPr>
                   <pic:blipFill>
-                    <a:blip r:embed="rId35"/>
+                    <a:blip r:embed="rId34"/>
                     <a:stretch>
                       <a:fillRect/>
                     </a:stretch>
@@ -695,7 +650,7 @@
                   <pic:spPr bwMode="auto">
                     <a:xfrm>
                       <a:off x="0" y="0"/>
-                      <a:ext cx="3733800" cy="2389631"/>
+                      <a:ext cx="3733800" cy="2513020"/>
                     </a:xfrm>
                     <a:prstGeom prst="rect">
                       <a:avLst/>
@@ -719,43 +674,11 @@
         <w:pStyle w:val="ImageCaption"/>
       </w:pPr>
       <w:r>
-        <w:t xml:space="preserve">Рис. 5: Редактируем файл</w:t>
-      </w:r>
-    </w:p>
-    <w:p>
-      <w:pPr>
-        <w:pStyle w:val="BodyText"/>
-      </w:pPr>
-      <w:r>
-        <w:t xml:space="preserve">4.8. Сохраните и закройте файл.</w:t>
-      </w:r>
-      <w:r>
-        <w:t xml:space="preserve"> </w:t>
-      </w:r>
-      <w:r>
-        <w:t xml:space="preserve">5. Откройте файл с исходным текстом на некотором языке программирования (напри-</w:t>
-      </w:r>
-      <w:r>
-        <w:t xml:space="preserve"> </w:t>
-      </w:r>
-      <w:r>
-        <w:t xml:space="preserve">мер C или Java)</w:t>
-      </w:r>
-      <w:r>
-        <w:t xml:space="preserve"> </w:t>
-      </w:r>
-      <w:r>
-        <w:t xml:space="preserve">6. Используя меню редактора, включите подсветку синтаксиса, если она не включена,</w:t>
-      </w:r>
-      <w:r>
-        <w:t xml:space="preserve"> </w:t>
-      </w:r>
-      <w:r>
-        <w:t xml:space="preserve">или выключите, если она включена.</w:t>
-      </w:r>
-    </w:p>
-    <w:bookmarkEnd w:id="38"/>
-    <w:bookmarkStart w:id="39" w:name="выводы"/>
+        <w:t xml:space="preserve">Рис. 5: Смотрим список переключателей</w:t>
+      </w:r>
+    </w:p>
+    <w:bookmarkEnd w:id="37"/>
+    <w:bookmarkStart w:id="38" w:name="выводы"/>
     <w:p>
       <w:pPr>
         <w:pStyle w:val="Heading1"/>
@@ -764,7 +687,7 @@
         <w:rPr>
           <w:rStyle w:val="SectionNumber"/>
         </w:rPr>
-        <w:t xml:space="preserve">5</w:t>
+        <w:t xml:space="preserve">4</w:t>
       </w:r>
       <w:r>
         <w:tab/>
@@ -778,10 +701,10 @@
         <w:pStyle w:val="FirstParagraph"/>
       </w:pPr>
       <w:r>
-        <w:t xml:space="preserve">Мы освоили основные возможности командной оболочки Midnight Commander. Приобрели навыки практической работы по просмотру каталогов и файлов; манипуляций с ними.</w:t>
-      </w:r>
-    </w:p>
-    <w:bookmarkEnd w:id="39"/>
+        <w:t xml:space="preserve">Мы получили навыки работы с контекстом безопасности и политиками SELinux..</w:t>
+      </w:r>
+    </w:p>
+    <w:bookmarkEnd w:id="38"/>
     <w:sectPr/>
   </w:body>
 </w:document>
@@ -973,6 +896,176 @@
       </w:pPr>
     </w:lvl>
   </w:abstractNum>
+  <w:abstractNum w:abstractNumId="99412">
+    <w:nsid w:val="00A99412"/>
+    <w:multiLevelType w:val="multilevel"/>
+    <w:lvl w:ilvl="0">
+      <w:start w:val="2"/>
+      <w:numFmt w:val="decimal"/>
+      <w:lvlText w:val="%1."/>
+      <w:lvlJc w:val="left"/>
+      <w:pPr>
+        <w:ind w:left="720" w:hanging="480"/>
+      </w:pPr>
+    </w:lvl>
+    <w:lvl w:ilvl="1">
+      <w:start w:val="2"/>
+      <w:numFmt w:val="decimal"/>
+      <w:lvlText w:val="%2."/>
+      <w:lvlJc w:val="left"/>
+      <w:pPr>
+        <w:ind w:left="1440" w:hanging="480"/>
+      </w:pPr>
+    </w:lvl>
+    <w:lvl w:ilvl="2">
+      <w:start w:val="2"/>
+      <w:numFmt w:val="decimal"/>
+      <w:lvlText w:val="%3."/>
+      <w:lvlJc w:val="left"/>
+      <w:pPr>
+        <w:ind w:left="2160" w:hanging="480"/>
+      </w:pPr>
+    </w:lvl>
+    <w:lvl w:ilvl="3">
+      <w:start w:val="2"/>
+      <w:numFmt w:val="decimal"/>
+      <w:lvlText w:val="%4."/>
+      <w:lvlJc w:val="left"/>
+      <w:pPr>
+        <w:ind w:left="2880" w:hanging="480"/>
+      </w:pPr>
+    </w:lvl>
+    <w:lvl w:ilvl="4">
+      <w:start w:val="2"/>
+      <w:numFmt w:val="decimal"/>
+      <w:lvlText w:val="%5."/>
+      <w:lvlJc w:val="left"/>
+      <w:pPr>
+        <w:ind w:left="3600" w:hanging="480"/>
+      </w:pPr>
+    </w:lvl>
+    <w:lvl w:ilvl="5">
+      <w:start w:val="2"/>
+      <w:numFmt w:val="decimal"/>
+      <w:lvlText w:val="%6."/>
+      <w:lvlJc w:val="left"/>
+      <w:pPr>
+        <w:ind w:left="4320" w:hanging="480"/>
+      </w:pPr>
+    </w:lvl>
+    <w:lvl w:ilvl="6">
+      <w:start w:val="2"/>
+      <w:numFmt w:val="decimal"/>
+      <w:lvlText w:val="%7."/>
+      <w:lvlJc w:val="left"/>
+      <w:pPr>
+        <w:ind w:left="5040" w:hanging="480"/>
+      </w:pPr>
+    </w:lvl>
+    <w:lvl w:ilvl="7">
+      <w:start w:val="2"/>
+      <w:numFmt w:val="decimal"/>
+      <w:lvlText w:val="%8."/>
+      <w:lvlJc w:val="left"/>
+      <w:pPr>
+        <w:ind w:left="5760" w:hanging="480"/>
+      </w:pPr>
+    </w:lvl>
+    <w:lvl w:ilvl="8">
+      <w:start w:val="2"/>
+      <w:numFmt w:val="decimal"/>
+      <w:lvlText w:val="%9."/>
+      <w:lvlJc w:val="left"/>
+      <w:pPr>
+        <w:ind w:left="6480" w:hanging="480"/>
+      </w:pPr>
+    </w:lvl>
+  </w:abstractNum>
+  <w:abstractNum w:abstractNumId="99413">
+    <w:nsid w:val="00A99413"/>
+    <w:multiLevelType w:val="multilevel"/>
+    <w:lvl w:ilvl="0">
+      <w:start w:val="3"/>
+      <w:numFmt w:val="decimal"/>
+      <w:lvlText w:val="%1."/>
+      <w:lvlJc w:val="left"/>
+      <w:pPr>
+        <w:ind w:left="720" w:hanging="480"/>
+      </w:pPr>
+    </w:lvl>
+    <w:lvl w:ilvl="1">
+      <w:start w:val="3"/>
+      <w:numFmt w:val="decimal"/>
+      <w:lvlText w:val="%2."/>
+      <w:lvlJc w:val="left"/>
+      <w:pPr>
+        <w:ind w:left="1440" w:hanging="480"/>
+      </w:pPr>
+    </w:lvl>
+    <w:lvl w:ilvl="2">
+      <w:start w:val="3"/>
+      <w:numFmt w:val="decimal"/>
+      <w:lvlText w:val="%3."/>
+      <w:lvlJc w:val="left"/>
+      <w:pPr>
+        <w:ind w:left="2160" w:hanging="480"/>
+      </w:pPr>
+    </w:lvl>
+    <w:lvl w:ilvl="3">
+      <w:start w:val="3"/>
+      <w:numFmt w:val="decimal"/>
+      <w:lvlText w:val="%4."/>
+      <w:lvlJc w:val="left"/>
+      <w:pPr>
+        <w:ind w:left="2880" w:hanging="480"/>
+      </w:pPr>
+    </w:lvl>
+    <w:lvl w:ilvl="4">
+      <w:start w:val="3"/>
+      <w:numFmt w:val="decimal"/>
+      <w:lvlText w:val="%5."/>
+      <w:lvlJc w:val="left"/>
+      <w:pPr>
+        <w:ind w:left="3600" w:hanging="480"/>
+      </w:pPr>
+    </w:lvl>
+    <w:lvl w:ilvl="5">
+      <w:start w:val="3"/>
+      <w:numFmt w:val="decimal"/>
+      <w:lvlText w:val="%6."/>
+      <w:lvlJc w:val="left"/>
+      <w:pPr>
+        <w:ind w:left="4320" w:hanging="480"/>
+      </w:pPr>
+    </w:lvl>
+    <w:lvl w:ilvl="6">
+      <w:start w:val="3"/>
+      <w:numFmt w:val="decimal"/>
+      <w:lvlText w:val="%7."/>
+      <w:lvlJc w:val="left"/>
+      <w:pPr>
+        <w:ind w:left="5040" w:hanging="480"/>
+      </w:pPr>
+    </w:lvl>
+    <w:lvl w:ilvl="7">
+      <w:start w:val="3"/>
+      <w:numFmt w:val="decimal"/>
+      <w:lvlText w:val="%8."/>
+      <w:lvlJc w:val="left"/>
+      <w:pPr>
+        <w:ind w:left="5760" w:hanging="480"/>
+      </w:pPr>
+    </w:lvl>
+    <w:lvl w:ilvl="8">
+      <w:start w:val="3"/>
+      <w:numFmt w:val="decimal"/>
+      <w:lvlText w:val="%9."/>
+      <w:lvlJc w:val="left"/>
+      <w:pPr>
+        <w:ind w:left="6480" w:hanging="480"/>
+      </w:pPr>
+    </w:lvl>
+  </w:abstractNum>
   <w:abstractNum w:abstractNumId="99414">
     <w:nsid w:val="00A99414"/>
     <w:multiLevelType w:val="multilevel"/>
@@ -1050,176 +1143,6 @@
     </w:lvl>
     <w:lvl w:ilvl="8">
       <w:start w:val="4"/>
-      <w:numFmt w:val="decimal"/>
-      <w:lvlText w:val="%9."/>
-      <w:lvlJc w:val="left"/>
-      <w:pPr>
-        <w:ind w:left="6480" w:hanging="480"/>
-      </w:pPr>
-    </w:lvl>
-  </w:abstractNum>
-  <w:abstractNum w:abstractNumId="99416">
-    <w:nsid w:val="00A99416"/>
-    <w:multiLevelType w:val="multilevel"/>
-    <w:lvl w:ilvl="0">
-      <w:start w:val="6"/>
-      <w:numFmt w:val="decimal"/>
-      <w:lvlText w:val="%1."/>
-      <w:lvlJc w:val="left"/>
-      <w:pPr>
-        <w:ind w:left="720" w:hanging="480"/>
-      </w:pPr>
-    </w:lvl>
-    <w:lvl w:ilvl="1">
-      <w:start w:val="6"/>
-      <w:numFmt w:val="decimal"/>
-      <w:lvlText w:val="%2."/>
-      <w:lvlJc w:val="left"/>
-      <w:pPr>
-        <w:ind w:left="1440" w:hanging="480"/>
-      </w:pPr>
-    </w:lvl>
-    <w:lvl w:ilvl="2">
-      <w:start w:val="6"/>
-      <w:numFmt w:val="decimal"/>
-      <w:lvlText w:val="%3."/>
-      <w:lvlJc w:val="left"/>
-      <w:pPr>
-        <w:ind w:left="2160" w:hanging="480"/>
-      </w:pPr>
-    </w:lvl>
-    <w:lvl w:ilvl="3">
-      <w:start w:val="6"/>
-      <w:numFmt w:val="decimal"/>
-      <w:lvlText w:val="%4."/>
-      <w:lvlJc w:val="left"/>
-      <w:pPr>
-        <w:ind w:left="2880" w:hanging="480"/>
-      </w:pPr>
-    </w:lvl>
-    <w:lvl w:ilvl="4">
-      <w:start w:val="6"/>
-      <w:numFmt w:val="decimal"/>
-      <w:lvlText w:val="%5."/>
-      <w:lvlJc w:val="left"/>
-      <w:pPr>
-        <w:ind w:left="3600" w:hanging="480"/>
-      </w:pPr>
-    </w:lvl>
-    <w:lvl w:ilvl="5">
-      <w:start w:val="6"/>
-      <w:numFmt w:val="decimal"/>
-      <w:lvlText w:val="%6."/>
-      <w:lvlJc w:val="left"/>
-      <w:pPr>
-        <w:ind w:left="4320" w:hanging="480"/>
-      </w:pPr>
-    </w:lvl>
-    <w:lvl w:ilvl="6">
-      <w:start w:val="6"/>
-      <w:numFmt w:val="decimal"/>
-      <w:lvlText w:val="%7."/>
-      <w:lvlJc w:val="left"/>
-      <w:pPr>
-        <w:ind w:left="5040" w:hanging="480"/>
-      </w:pPr>
-    </w:lvl>
-    <w:lvl w:ilvl="7">
-      <w:start w:val="6"/>
-      <w:numFmt w:val="decimal"/>
-      <w:lvlText w:val="%8."/>
-      <w:lvlJc w:val="left"/>
-      <w:pPr>
-        <w:ind w:left="5760" w:hanging="480"/>
-      </w:pPr>
-    </w:lvl>
-    <w:lvl w:ilvl="8">
-      <w:start w:val="6"/>
-      <w:numFmt w:val="decimal"/>
-      <w:lvlText w:val="%9."/>
-      <w:lvlJc w:val="left"/>
-      <w:pPr>
-        <w:ind w:left="6480" w:hanging="480"/>
-      </w:pPr>
-    </w:lvl>
-  </w:abstractNum>
-  <w:abstractNum w:abstractNumId="99417">
-    <w:nsid w:val="00A99417"/>
-    <w:multiLevelType w:val="multilevel"/>
-    <w:lvl w:ilvl="0">
-      <w:start w:val="7"/>
-      <w:numFmt w:val="decimal"/>
-      <w:lvlText w:val="%1."/>
-      <w:lvlJc w:val="left"/>
-      <w:pPr>
-        <w:ind w:left="720" w:hanging="480"/>
-      </w:pPr>
-    </w:lvl>
-    <w:lvl w:ilvl="1">
-      <w:start w:val="7"/>
-      <w:numFmt w:val="decimal"/>
-      <w:lvlText w:val="%2."/>
-      <w:lvlJc w:val="left"/>
-      <w:pPr>
-        <w:ind w:left="1440" w:hanging="480"/>
-      </w:pPr>
-    </w:lvl>
-    <w:lvl w:ilvl="2">
-      <w:start w:val="7"/>
-      <w:numFmt w:val="decimal"/>
-      <w:lvlText w:val="%3."/>
-      <w:lvlJc w:val="left"/>
-      <w:pPr>
-        <w:ind w:left="2160" w:hanging="480"/>
-      </w:pPr>
-    </w:lvl>
-    <w:lvl w:ilvl="3">
-      <w:start w:val="7"/>
-      <w:numFmt w:val="decimal"/>
-      <w:lvlText w:val="%4."/>
-      <w:lvlJc w:val="left"/>
-      <w:pPr>
-        <w:ind w:left="2880" w:hanging="480"/>
-      </w:pPr>
-    </w:lvl>
-    <w:lvl w:ilvl="4">
-      <w:start w:val="7"/>
-      <w:numFmt w:val="decimal"/>
-      <w:lvlText w:val="%5."/>
-      <w:lvlJc w:val="left"/>
-      <w:pPr>
-        <w:ind w:left="3600" w:hanging="480"/>
-      </w:pPr>
-    </w:lvl>
-    <w:lvl w:ilvl="5">
-      <w:start w:val="7"/>
-      <w:numFmt w:val="decimal"/>
-      <w:lvlText w:val="%6."/>
-      <w:lvlJc w:val="left"/>
-      <w:pPr>
-        <w:ind w:left="4320" w:hanging="480"/>
-      </w:pPr>
-    </w:lvl>
-    <w:lvl w:ilvl="6">
-      <w:start w:val="7"/>
-      <w:numFmt w:val="decimal"/>
-      <w:lvlText w:val="%7."/>
-      <w:lvlJc w:val="left"/>
-      <w:pPr>
-        <w:ind w:left="5040" w:hanging="480"/>
-      </w:pPr>
-    </w:lvl>
-    <w:lvl w:ilvl="7">
-      <w:start w:val="7"/>
-      <w:numFmt w:val="decimal"/>
-      <w:lvlText w:val="%8."/>
-      <w:lvlJc w:val="left"/>
-      <w:pPr>
-        <w:ind w:left="5760" w:hanging="480"/>
-      </w:pPr>
-    </w:lvl>
-    <w:lvl w:ilvl="8">
-      <w:start w:val="7"/>
       <w:numFmt w:val="decimal"/>
       <w:lvlText w:val="%9."/>
       <w:lvlJc w:val="left"/>
@@ -1262,6 +1185,96 @@
     </w:lvlOverride>
   </w:num>
   <w:num w:numId="1002">
+    <w:abstractNumId w:val="99411"/>
+    <w:lvlOverride w:ilvl="0">
+      <w:startOverride w:val="1"/>
+    </w:lvlOverride>
+    <w:lvlOverride w:ilvl="1">
+      <w:startOverride w:val="1"/>
+    </w:lvlOverride>
+    <w:lvlOverride w:ilvl="2">
+      <w:startOverride w:val="1"/>
+    </w:lvlOverride>
+    <w:lvlOverride w:ilvl="3">
+      <w:startOverride w:val="1"/>
+    </w:lvlOverride>
+    <w:lvlOverride w:ilvl="4">
+      <w:startOverride w:val="1"/>
+    </w:lvlOverride>
+    <w:lvlOverride w:ilvl="5">
+      <w:startOverride w:val="1"/>
+    </w:lvlOverride>
+    <w:lvlOverride w:ilvl="6">
+      <w:startOverride w:val="1"/>
+    </w:lvlOverride>
+    <w:lvlOverride w:ilvl="7">
+      <w:startOverride w:val="1"/>
+    </w:lvlOverride>
+    <w:lvlOverride w:ilvl="8">
+      <w:startOverride w:val="1"/>
+    </w:lvlOverride>
+  </w:num>
+  <w:num w:numId="1003">
+    <w:abstractNumId w:val="99412"/>
+    <w:lvlOverride w:ilvl="0">
+      <w:startOverride w:val="2"/>
+    </w:lvlOverride>
+    <w:lvlOverride w:ilvl="1">
+      <w:startOverride w:val="2"/>
+    </w:lvlOverride>
+    <w:lvlOverride w:ilvl="2">
+      <w:startOverride w:val="2"/>
+    </w:lvlOverride>
+    <w:lvlOverride w:ilvl="3">
+      <w:startOverride w:val="2"/>
+    </w:lvlOverride>
+    <w:lvlOverride w:ilvl="4">
+      <w:startOverride w:val="2"/>
+    </w:lvlOverride>
+    <w:lvlOverride w:ilvl="5">
+      <w:startOverride w:val="2"/>
+    </w:lvlOverride>
+    <w:lvlOverride w:ilvl="6">
+      <w:startOverride w:val="2"/>
+    </w:lvlOverride>
+    <w:lvlOverride w:ilvl="7">
+      <w:startOverride w:val="2"/>
+    </w:lvlOverride>
+    <w:lvlOverride w:ilvl="8">
+      <w:startOverride w:val="2"/>
+    </w:lvlOverride>
+  </w:num>
+  <w:num w:numId="1004">
+    <w:abstractNumId w:val="99413"/>
+    <w:lvlOverride w:ilvl="0">
+      <w:startOverride w:val="3"/>
+    </w:lvlOverride>
+    <w:lvlOverride w:ilvl="1">
+      <w:startOverride w:val="3"/>
+    </w:lvlOverride>
+    <w:lvlOverride w:ilvl="2">
+      <w:startOverride w:val="3"/>
+    </w:lvlOverride>
+    <w:lvlOverride w:ilvl="3">
+      <w:startOverride w:val="3"/>
+    </w:lvlOverride>
+    <w:lvlOverride w:ilvl="4">
+      <w:startOverride w:val="3"/>
+    </w:lvlOverride>
+    <w:lvlOverride w:ilvl="5">
+      <w:startOverride w:val="3"/>
+    </w:lvlOverride>
+    <w:lvlOverride w:ilvl="6">
+      <w:startOverride w:val="3"/>
+    </w:lvlOverride>
+    <w:lvlOverride w:ilvl="7">
+      <w:startOverride w:val="3"/>
+    </w:lvlOverride>
+    <w:lvlOverride w:ilvl="8">
+      <w:startOverride w:val="3"/>
+    </w:lvlOverride>
+  </w:num>
+  <w:num w:numId="1005">
     <w:abstractNumId w:val="99414"/>
     <w:lvlOverride w:ilvl="0">
       <w:startOverride w:val="4"/>
@@ -1289,96 +1302,6 @@
     </w:lvlOverride>
     <w:lvlOverride w:ilvl="8">
       <w:startOverride w:val="4"/>
-    </w:lvlOverride>
-  </w:num>
-  <w:num w:numId="1003">
-    <w:abstractNumId w:val="99416"/>
-    <w:lvlOverride w:ilvl="0">
-      <w:startOverride w:val="6"/>
-    </w:lvlOverride>
-    <w:lvlOverride w:ilvl="1">
-      <w:startOverride w:val="6"/>
-    </w:lvlOverride>
-    <w:lvlOverride w:ilvl="2">
-      <w:startOverride w:val="6"/>
-    </w:lvlOverride>
-    <w:lvlOverride w:ilvl="3">
-      <w:startOverride w:val="6"/>
-    </w:lvlOverride>
-    <w:lvlOverride w:ilvl="4">
-      <w:startOverride w:val="6"/>
-    </w:lvlOverride>
-    <w:lvlOverride w:ilvl="5">
-      <w:startOverride w:val="6"/>
-    </w:lvlOverride>
-    <w:lvlOverride w:ilvl="6">
-      <w:startOverride w:val="6"/>
-    </w:lvlOverride>
-    <w:lvlOverride w:ilvl="7">
-      <w:startOverride w:val="6"/>
-    </w:lvlOverride>
-    <w:lvlOverride w:ilvl="8">
-      <w:startOverride w:val="6"/>
-    </w:lvlOverride>
-  </w:num>
-  <w:num w:numId="1004">
-    <w:abstractNumId w:val="99417"/>
-    <w:lvlOverride w:ilvl="0">
-      <w:startOverride w:val="7"/>
-    </w:lvlOverride>
-    <w:lvlOverride w:ilvl="1">
-      <w:startOverride w:val="7"/>
-    </w:lvlOverride>
-    <w:lvlOverride w:ilvl="2">
-      <w:startOverride w:val="7"/>
-    </w:lvlOverride>
-    <w:lvlOverride w:ilvl="3">
-      <w:startOverride w:val="7"/>
-    </w:lvlOverride>
-    <w:lvlOverride w:ilvl="4">
-      <w:startOverride w:val="7"/>
-    </w:lvlOverride>
-    <w:lvlOverride w:ilvl="5">
-      <w:startOverride w:val="7"/>
-    </w:lvlOverride>
-    <w:lvlOverride w:ilvl="6">
-      <w:startOverride w:val="7"/>
-    </w:lvlOverride>
-    <w:lvlOverride w:ilvl="7">
-      <w:startOverride w:val="7"/>
-    </w:lvlOverride>
-    <w:lvlOverride w:ilvl="8">
-      <w:startOverride w:val="7"/>
-    </w:lvlOverride>
-  </w:num>
-  <w:num w:numId="1005">
-    <w:abstractNumId w:val="99411"/>
-    <w:lvlOverride w:ilvl="0">
-      <w:startOverride w:val="1"/>
-    </w:lvlOverride>
-    <w:lvlOverride w:ilvl="1">
-      <w:startOverride w:val="1"/>
-    </w:lvlOverride>
-    <w:lvlOverride w:ilvl="2">
-      <w:startOverride w:val="1"/>
-    </w:lvlOverride>
-    <w:lvlOverride w:ilvl="3">
-      <w:startOverride w:val="1"/>
-    </w:lvlOverride>
-    <w:lvlOverride w:ilvl="4">
-      <w:startOverride w:val="1"/>
-    </w:lvlOverride>
-    <w:lvlOverride w:ilvl="5">
-      <w:startOverride w:val="1"/>
-    </w:lvlOverride>
-    <w:lvlOverride w:ilvl="6">
-      <w:startOverride w:val="1"/>
-    </w:lvlOverride>
-    <w:lvlOverride w:ilvl="7">
-      <w:startOverride w:val="1"/>
-    </w:lvlOverride>
-    <w:lvlOverride w:ilvl="8">
-      <w:startOverride w:val="1"/>
     </w:lvlOverride>
   </w:num>
 </w:numbering>
